--- a/testakten/sozialrecht-elektrorollstuhl-koerner-oldenburg/20_physiotherapeutischer_bericht.docx
+++ b/testakten/sozialrecht-elektrorollstuhl-koerner-oldenburg/20_physiotherapeutischer_bericht.docx
@@ -60,7 +60,7 @@
           <w:i w:val="0"/>
           <w:sz w:val="22"/>
         </w:rPr>
-        <w:t>Physiotherapeutische Behandlung seit Januar 2026, zweimal woechentlich, Schwerpunkt Gangschulung, Gleichgewichtstraining und Kraeftigung der Beinmuskulatur nach Hueft-TEP links.</w:t>
+        <w:t>Physiotherapeutische Behandlung seit Januar 2026, zweimal wöchentlich, Schwerpunkt Gangschulung, Gleichgewichtstraining und Kräftigung der Beinmuskulatur nach Hüft-TEP links.</w:t>
       </w:r>
     </w:p>
     <w:p>
@@ -79,7 +79,7 @@
           <w:i w:val="0"/>
           <w:sz w:val="22"/>
         </w:rPr>
-        <w:t>Trotz regelmaessiger Uebungsbehandlung konnte die Gehstrecke in den letzten sechs Monaten nicht wesentlich gesteigert werden. Die Standsicherheit bleibt durch die diabetische Polyneuropathie limitiert, das Sturzrisiko wird durch Uebungen nur bedingt reduziert.</w:t>
+        <w:t>Trotz regelmäßiger Übungsbehandlung konnte die Gehstrecke in den letzten sechs Monaten nicht wesentlich gesteigert werden. Die Standsicherheit bleibt durch die diabetische Polyneuropathie limitiert, das Sturzrisiko wird durch Übungen nur bedingt reduziert.</w:t>
       </w:r>
     </w:p>
     <w:p>
@@ -98,7 +98,7 @@
           <w:i w:val="0"/>
           <w:sz w:val="22"/>
         </w:rPr>
-        <w:t>Nach Angaben des Patienten kam es im Behandlungszeitraum zu drei Stuerzen, davon zwei im Wohnungsflur und einer auf dem Gehweg vor dem Haus, jeweils ohne schwere Verletzungsfolgen, jedoch mit zunehmender Sturzangst.</w:t>
+        <w:t>Nach Angaben des Patienten kam es im Behandlungszeitraum zu drei Stürzen, davon zwei im Wohnungsflur und einer auf dem Gehweg vor dem Haus, jeweils ohne schwere Verletzungsfolgen, jedoch mit zunehmender Sturzangst.</w:t>
       </w:r>
     </w:p>
     <w:p>
@@ -106,7 +106,7 @@
         <w:pStyle w:val="Heading2"/>
       </w:pPr>
       <w:r>
-        <w:t>4. Physiotherapeutische Einschaetzung</w:t>
+        <w:t>4. Physiotherapeutische Einschätzung</w:t>
       </w:r>
     </w:p>
     <w:p>
@@ -117,22 +117,11 @@
           <w:i w:val="0"/>
           <w:sz w:val="22"/>
         </w:rPr>
-        <w:t>Eine weitere Verbesserung der Gehfaehigkeit ueber das aktuelle Niveau hinaus ist nach fachlicher Einschaetzung nur eingeschraenkt zu erwarten, da die zugrunde liegende Polyneuropathie nicht reversibel ist. Die Fortfuehrung der Physiotherapie dient dem Erhalt der Restmobilitaet, ersetzt aber keine geeignete Hilfsmittelversorgung fuer den Nahbereich ausserhalb der Wohnung.</w:t>
-      </w:r>
-    </w:p>
-    <w:p>
-      <w:r>
-        <w:rPr>
-          <w:rFonts w:ascii="Times New Roman" w:hAnsi="Times New Roman"/>
-          <w:b w:val="0"/>
-          <w:i w:val="0"/>
-          <w:sz w:val="22"/>
-        </w:rPr>
-        <w:t>Formathinweis: Dieses Aktenstück wird in Times New Roman, 11 pt, mit ausschließlich dezimaler Gliederung ausgegeben.</w:t>
+        <w:t>Eine weitere Verbesserung der Gehfähigkeit über das aktuelle Niveau hinaus ist nach fachlicher Einschätzung nur eingeschränkt zu erwarten, da die zugrunde liegende Polyneuropathie nicht reversibel ist. Die Fortführung der Physiotherapie dient dem Erhalt der Restmobilität, ersetzt aber keine geeignete Hilfsmittelversorgung für den Nahbereich außerhalb der Wohnung.</w:t>
       </w:r>
     </w:p>
     <w:sectPr>
-      <w:pgSz w:w="12240" w:h="15840"/>
+      <w:pgSz w:w="11906" w:h="16838"/>
       <w:pgMar w:top="1440" w:right="1800" w:bottom="1440" w:left="1800" w:header="720" w:footer="720" w:gutter="0"/>
       <w:cols w:space="720"/>
       <w:docGrid w:linePitch="360"/>
